--- a/projects/TRD-EHR/paper1-trd-prediction/reserve/methods_reserve.docx
+++ b/projects/TRD-EHR/paper1-trd-prediction/reserve/methods_reserve.docx
@@ -17,24 +17,71 @@
       </w:pPr>
       <w:r>
         <w:rPr>
+          <w:b/>
           <w:bCs/>
+        </w:rPr>
+        <w:t xml:space="preserve">Material removed from the main-text Methods in the 2026-09-02 condensation.</w:t>
+      </w:r>
+      <w:r>
+        <w:rPr>
           <w:b/>
-        </w:rPr>
-        <w:t xml:space="preserve">Material removed from the main-text Methods in the 2026-09-02 condensation.</w:t>
-      </w:r>
-      <w:r>
-        <w:rPr>
           <w:bCs/>
+        </w:rPr>
+        <w:t xml:space="preserve"> </w:t>
+      </w:r>
+      <w:r>
+        <w:rPr>
           <w:b/>
-        </w:rPr>
-        <w:t xml:space="preserve"> </w:t>
-      </w:r>
-      <w:r>
-        <w:rPr>
           <w:bCs/>
+        </w:rPr>
+        <w:t xml:space="preserve">Held for reference. Not submitted.</w:t>
+      </w:r>
+    </w:p>
+    <w:p>
+      <w:pPr>
+        <w:pStyle w:val="BodyText"/>
+      </w:pPr>
+      <w:r>
+        <w:rPr>
           <w:b/>
-        </w:rPr>
-        <w:t xml:space="preserve">Held for reference. Not submitted.</w:t>
+          <w:bCs/>
+        </w:rPr>
+        <w:t xml:space="preserve">In one line.</w:t>
+      </w:r>
+      <w:r>
+        <w:t xml:space="preserve"> </w:t>
+      </w:r>
+      <w:r>
+        <w:t xml:space="preserve">Methods went from 2,637 words to 1,851 (1,749 of prose plus the</w:t>
+      </w:r>
+      <w:r>
+        <w:t xml:space="preserve"> </w:t>
+      </w:r>
+      <w:r>
+        <w:t xml:space="preserve">104-word Figure 1 caption); of the ~790 words removed, all but the eight</w:t>
+      </w:r>
+      <w:r>
+        <w:t xml:space="preserve"> </w:t>
+      </w:r>
+      <w:r>
+        <w:t xml:space="preserve">passages below are still submitted inside Supplement M1-M13.</w:t>
+      </w:r>
+    </w:p>
+    <w:bookmarkStart w:id="20" w:name="Xb5c261250c63c9659ef71152b8a4465fcd790c1"/>
+    <w:p>
+      <w:pPr>
+        <w:pStyle w:val="Heading2"/>
+      </w:pPr>
+      <w:r>
+        <w:t xml:space="preserve">1. What was actually lost, and what merely moved</w:t>
+      </w:r>
+    </w:p>
+    <w:p>
+      <w:pPr>
+        <w:pStyle w:val="FirstParagraph"/>
+      </w:pPr>
+      <w:r>
+        <w:t xml:space="preserve">The condensation had three different effects, and only the third is a loss.</w:t>
       </w:r>
     </w:p>
     <w:p>
@@ -43,45 +90,82 @@
       </w:pPr>
       <w:r>
         <w:rPr>
+          <w:b/>
           <w:bCs/>
+        </w:rPr>
+        <w:t xml:space="preserve">Moved and still submitted.</w:t>
+      </w:r>
+      <w:r>
+        <w:t xml:space="preserve"> </w:t>
+      </w:r>
+      <w:r>
+        <w:t xml:space="preserve">The bulk of it. Source tables, extract-level</w:t>
+      </w:r>
+      <w:r>
+        <w:t xml:space="preserve"> </w:t>
+      </w:r>
+      <w:r>
+        <w:t xml:space="preserve">filters and ICD code lists; the eligibility cascade; the outcome’s inferential</w:t>
+      </w:r>
+      <w:r>
+        <w:t xml:space="preserve"> </w:t>
+      </w:r>
+      <w:r>
+        <w:t xml:space="preserve">boundary; predictor-selection rationale; missingness frequencies and the</w:t>
+      </w:r>
+      <w:r>
+        <w:t xml:space="preserve"> </w:t>
+      </w:r>
+      <w:r>
+        <w:t xml:space="preserve">religion age-gradient; the events-per-variable derivation; leakage safeguards;</w:t>
+      </w:r>
+      <w:r>
+        <w:t xml:space="preserve"> </w:t>
+      </w:r>
+      <w:r>
+        <w:t xml:space="preserve">the retrieval equations, rubric and grid; the six ablation concept definitions;</w:t>
+      </w:r>
+      <w:r>
+        <w:t xml:space="preserve"> </w:t>
+      </w:r>
+      <w:r>
+        <w:t xml:space="preserve">evaluation coverage; and the bootstrap machinery. All of it is Supplement</w:t>
+      </w:r>
+      <w:r>
+        <w:t xml:space="preserve"> </w:t>
+      </w:r>
+      <w:r>
+        <w:t xml:space="preserve">M1-M13, which is part of the submission. A reader who wants the detail has it.</w:t>
+      </w:r>
+    </w:p>
+    <w:p>
+      <w:pPr>
+        <w:pStyle w:val="BodyText"/>
+      </w:pPr>
+      <w:r>
+        <w:rPr>
           <w:b/>
-        </w:rPr>
-        <w:t xml:space="preserve">In one line.</w:t>
-      </w:r>
-      <w:r>
-        <w:t xml:space="preserve"> </w:t>
-      </w:r>
-      <w:r>
-        <w:t xml:space="preserve">Methods went from 2,637 words to 1,851 (1,749 of prose plus the</w:t>
-      </w:r>
-      <w:r>
-        <w:t xml:space="preserve"> </w:t>
-      </w:r>
-      <w:r>
-        <w:t xml:space="preserve">104-word Figure 1 caption); of the ~790 words removed, all but the eight</w:t>
-      </w:r>
-      <w:r>
-        <w:t xml:space="preserve"> </w:t>
-      </w:r>
-      <w:r>
-        <w:t xml:space="preserve">passages below are still submitted inside Supplement M1-M13.</w:t>
-      </w:r>
-    </w:p>
-    <w:bookmarkStart w:id="20" w:name="Xb5c261250c63c9659ef71152b8a4465fcd790c1"/>
-    <w:p>
-      <w:pPr>
-        <w:pStyle w:val="Heading2"/>
-      </w:pPr>
-      <w:r>
-        <w:t xml:space="preserve">1. What was actually lost, and what merely moved</w:t>
-      </w:r>
-    </w:p>
-    <w:p>
-      <w:pPr>
-        <w:pStyle w:val="FirstParagraph"/>
-      </w:pPr>
-      <w:r>
-        <w:t xml:space="preserve">The condensation had three different effects, and only the third is a loss.</w:t>
+          <w:bCs/>
+        </w:rPr>
+        <w:t xml:space="preserve">Compressed but preserved.</w:t>
+      </w:r>
+      <w:r>
+        <w:t xml:space="preserve"> </w:t>
+      </w:r>
+      <w:r>
+        <w:t xml:space="preserve">A claim that used to take a paragraph and now</w:t>
+      </w:r>
+      <w:r>
+        <w:t xml:space="preserve"> </w:t>
+      </w:r>
+      <w:r>
+        <w:t xml:space="preserve">takes a clause. These are not recorded here — the claim survives, and the</w:t>
+      </w:r>
+      <w:r>
+        <w:t xml:space="preserve"> </w:t>
+      </w:r>
+      <w:r>
+        <w:t xml:space="preserve">supplement carries the argument.</w:t>
       </w:r>
     </w:p>
     <w:p>
@@ -90,92 +174,8 @@
       </w:pPr>
       <w:r>
         <w:rPr>
+          <w:b/>
           <w:bCs/>
-          <w:b/>
-        </w:rPr>
-        <w:t xml:space="preserve">Moved and still submitted.</w:t>
-      </w:r>
-      <w:r>
-        <w:t xml:space="preserve"> </w:t>
-      </w:r>
-      <w:r>
-        <w:t xml:space="preserve">The bulk of it. Source tables, extract-level</w:t>
-      </w:r>
-      <w:r>
-        <w:t xml:space="preserve"> </w:t>
-      </w:r>
-      <w:r>
-        <w:t xml:space="preserve">filters and ICD code lists; the eligibility cascade; the outcome’s inferential</w:t>
-      </w:r>
-      <w:r>
-        <w:t xml:space="preserve"> </w:t>
-      </w:r>
-      <w:r>
-        <w:t xml:space="preserve">boundary; predictor-selection rationale; missingness frequencies and the</w:t>
-      </w:r>
-      <w:r>
-        <w:t xml:space="preserve"> </w:t>
-      </w:r>
-      <w:r>
-        <w:t xml:space="preserve">religion age-gradient; the events-per-variable derivation; leakage safeguards;</w:t>
-      </w:r>
-      <w:r>
-        <w:t xml:space="preserve"> </w:t>
-      </w:r>
-      <w:r>
-        <w:t xml:space="preserve">the retrieval equations, rubric and grid; the six ablation concept definitions;</w:t>
-      </w:r>
-      <w:r>
-        <w:t xml:space="preserve"> </w:t>
-      </w:r>
-      <w:r>
-        <w:t xml:space="preserve">evaluation coverage; and the bootstrap machinery. All of it is Supplement</w:t>
-      </w:r>
-      <w:r>
-        <w:t xml:space="preserve"> </w:t>
-      </w:r>
-      <w:r>
-        <w:t xml:space="preserve">M1-M13, which is part of the submission. A reader who wants the detail has it.</w:t>
-      </w:r>
-    </w:p>
-    <w:p>
-      <w:pPr>
-        <w:pStyle w:val="BodyText"/>
-      </w:pPr>
-      <w:r>
-        <w:rPr>
-          <w:bCs/>
-          <w:b/>
-        </w:rPr>
-        <w:t xml:space="preserve">Compressed but preserved.</w:t>
-      </w:r>
-      <w:r>
-        <w:t xml:space="preserve"> </w:t>
-      </w:r>
-      <w:r>
-        <w:t xml:space="preserve">A claim that used to take a paragraph and now</w:t>
-      </w:r>
-      <w:r>
-        <w:t xml:space="preserve"> </w:t>
-      </w:r>
-      <w:r>
-        <w:t xml:space="preserve">takes a clause. These are not recorded here — the claim survives, and the</w:t>
-      </w:r>
-      <w:r>
-        <w:t xml:space="preserve"> </w:t>
-      </w:r>
-      <w:r>
-        <w:t xml:space="preserve">supplement carries the argument.</w:t>
-      </w:r>
-    </w:p>
-    <w:p>
-      <w:pPr>
-        <w:pStyle w:val="BodyText"/>
-      </w:pPr>
-      <w:r>
-        <w:rPr>
-          <w:bCs/>
-          <w:b/>
         </w:rPr>
         <w:t xml:space="preserve">Dropped from the packet entirely.</w:t>
       </w:r>
@@ -229,8 +229,8 @@
       </w:pPr>
       <w:r>
         <w:rPr>
-          <w:iCs/>
-          <w:i/>
+          <w:i/>
+          <w:iCs/>
         </w:rPr>
         <w:t xml:space="preserve">Was in:</w:t>
       </w:r>
@@ -245,8 +245,8 @@
       </w:r>
       <w:r>
         <w:rPr>
-          <w:iCs/>
-          <w:i/>
+          <w:i/>
+          <w:iCs/>
         </w:rPr>
         <w:t xml:space="preserve">Source of data and study design</w:t>
       </w:r>
@@ -261,8 +261,8 @@
       </w:r>
       <w:r>
         <w:rPr>
+          <w:b/>
           <w:bCs/>
-          <w:b/>
         </w:rPr>
         <w:t xml:space="preserve">Setting</w:t>
       </w:r>
@@ -274,8 +274,8 @@
       </w:r>
       <w:r>
         <w:rPr>
-          <w:iCs/>
-          <w:i/>
+          <w:i/>
+          <w:iCs/>
         </w:rPr>
         <w:t xml:space="preserve">Now in:</w:t>
       </w:r>
@@ -290,8 +290,8 @@
       </w:r>
       <w:r>
         <w:rPr>
-          <w:iCs/>
-          <w:i/>
+          <w:i/>
+          <w:iCs/>
         </w:rPr>
         <w:t xml:space="preserve">A reviewer asks this when:</w:t>
       </w:r>
@@ -362,8 +362,8 @@
       </w:pPr>
       <w:r>
         <w:rPr>
-          <w:iCs/>
-          <w:i/>
+          <w:i/>
+          <w:iCs/>
         </w:rPr>
         <w:t xml:space="preserve">Was in:</w:t>
       </w:r>
@@ -378,8 +378,8 @@
       </w:r>
       <w:r>
         <w:rPr>
-          <w:iCs/>
-          <w:i/>
+          <w:i/>
+          <w:iCs/>
         </w:rPr>
         <w:t xml:space="preserve">Source of data and study design</w:t>
       </w:r>
@@ -394,8 +394,8 @@
       </w:r>
       <w:r>
         <w:rPr>
+          <w:b/>
           <w:bCs/>
-          <w:b/>
         </w:rPr>
         <w:t xml:space="preserve">Study population</w:t>
       </w:r>
@@ -407,8 +407,8 @@
       </w:r>
       <w:r>
         <w:rPr>
-          <w:iCs/>
-          <w:i/>
+          <w:i/>
+          <w:iCs/>
         </w:rPr>
         <w:t xml:space="preserve">Now in:</w:t>
       </w:r>
@@ -423,8 +423,8 @@
       </w:r>
       <w:r>
         <w:rPr>
-          <w:iCs/>
-          <w:i/>
+          <w:i/>
+          <w:iCs/>
         </w:rPr>
         <w:t xml:space="preserve">A reviewer asks this when:</w:t>
       </w:r>
@@ -459,8 +459,8 @@
       </w:r>
       <w:r>
         <w:rPr>
-          <w:iCs/>
-          <w:i/>
+          <w:i/>
+          <w:iCs/>
         </w:rPr>
         <w:t xml:space="preserve">problem list</w:t>
       </w:r>
@@ -478,8 +478,8 @@
       </w:r>
       <w:r>
         <w:rPr>
-          <w:iCs/>
-          <w:i/>
+          <w:i/>
+          <w:iCs/>
         </w:rPr>
         <w:t xml:space="preserve">encounters</w:t>
       </w:r>
@@ -521,8 +521,8 @@
       </w:pPr>
       <w:r>
         <w:rPr>
-          <w:iCs/>
-          <w:i/>
+          <w:i/>
+          <w:iCs/>
         </w:rPr>
         <w:t xml:space="preserve">Was in:</w:t>
       </w:r>
@@ -537,8 +537,8 @@
       </w:r>
       <w:r>
         <w:rPr>
-          <w:iCs/>
-          <w:i/>
+          <w:i/>
+          <w:iCs/>
         </w:rPr>
         <w:t xml:space="preserve">Participants and eligibility</w:t>
       </w:r>
@@ -553,8 +553,8 @@
       </w:r>
       <w:r>
         <w:rPr>
+          <w:b/>
           <w:bCs/>
-          <w:b/>
         </w:rPr>
         <w:t xml:space="preserve">Anchor selection</w:t>
       </w:r>
@@ -566,8 +566,8 @@
       </w:r>
       <w:r>
         <w:rPr>
-          <w:iCs/>
-          <w:i/>
+          <w:i/>
+          <w:iCs/>
         </w:rPr>
         <w:t xml:space="preserve">Now in:</w:t>
       </w:r>
@@ -582,8 +582,8 @@
       </w:r>
       <w:r>
         <w:rPr>
-          <w:iCs/>
-          <w:i/>
+          <w:i/>
+          <w:iCs/>
         </w:rPr>
         <w:t xml:space="preserve">A reviewer asks this when:</w:t>
       </w:r>
@@ -656,8 +656,8 @@
       </w:r>
       <w:r>
         <w:rPr>
-          <w:iCs/>
-          <w:i/>
+          <w:i/>
+          <w:iCs/>
         </w:rPr>
         <w:t xml:space="preserve">not</w:t>
       </w:r>
@@ -708,8 +708,8 @@
       </w:pPr>
       <w:r>
         <w:rPr>
-          <w:iCs/>
-          <w:i/>
+          <w:i/>
+          <w:iCs/>
         </w:rPr>
         <w:t xml:space="preserve">Was in:</w:t>
       </w:r>
@@ -724,8 +724,8 @@
       </w:r>
       <w:r>
         <w:rPr>
-          <w:iCs/>
-          <w:i/>
+          <w:i/>
+          <w:iCs/>
         </w:rPr>
         <w:t xml:space="preserve">Participants and eligibility</w:t>
       </w:r>
@@ -737,8 +737,8 @@
       </w:r>
       <w:r>
         <w:rPr>
-          <w:iCs/>
-          <w:i/>
+          <w:i/>
+          <w:iCs/>
         </w:rPr>
         <w:t xml:space="preserve">Now in:</w:t>
       </w:r>
@@ -753,8 +753,8 @@
       </w:r>
       <w:r>
         <w:rPr>
-          <w:iCs/>
-          <w:i/>
+          <w:i/>
+          <w:iCs/>
         </w:rPr>
         <w:t xml:space="preserve">A reviewer asks this when:</w:t>
       </w:r>
@@ -768,19 +768,13 @@
         <w:t xml:space="preserve"> </w:t>
       </w:r>
       <w:r>
-        <w:t xml:space="preserve">“</w:t>
-      </w:r>
-      <w:r>
-        <w:t xml:space="preserve">not necessarily the patient’s first</w:t>
-      </w:r>
-      <w:r>
-        <w:t xml:space="preserve"> </w:t>
-      </w:r>
-      <w:r>
-        <w:t xml:space="preserve">lifetime exposure</w:t>
-      </w:r>
-      <w:r>
-        <w:t xml:space="preserve">”</w:t>
+        <w:t xml:space="preserve">“not necessarily the patient’s first</w:t>
+      </w:r>
+      <w:r>
+        <w:t xml:space="preserve"> </w:t>
+      </w:r>
+      <w:r>
+        <w:t xml:space="preserve">lifetime exposure”</w:t>
       </w:r>
       <w:r>
         <w:t xml:space="preserve"> </w:t>
@@ -801,8 +795,8 @@
       </w:r>
       <w:r>
         <w:rPr>
-          <w:iCs/>
-          <w:i/>
+          <w:i/>
+          <w:iCs/>
         </w:rPr>
         <w:t xml:space="preserve">documented depression diagnosis</w:t>
       </w:r>
@@ -850,8 +844,8 @@
       </w:pPr>
       <w:r>
         <w:rPr>
-          <w:iCs/>
-          <w:i/>
+          <w:i/>
+          <w:iCs/>
         </w:rPr>
         <w:t xml:space="preserve">Was in:</w:t>
       </w:r>
@@ -866,8 +860,8 @@
       </w:r>
       <w:r>
         <w:rPr>
-          <w:iCs/>
-          <w:i/>
+          <w:i/>
+          <w:iCs/>
         </w:rPr>
         <w:t xml:space="preserve">Predictors and patient representations</w:t>
       </w:r>
@@ -882,22 +876,22 @@
       </w:r>
       <w:r>
         <w:rPr>
+          <w:b/>
           <w:bCs/>
+        </w:rPr>
+        <w:t xml:space="preserve">Predictor</w:t>
+      </w:r>
+      <w:r>
+        <w:rPr>
           <w:b/>
-        </w:rPr>
-        <w:t xml:space="preserve">Predictor</w:t>
-      </w:r>
-      <w:r>
-        <w:rPr>
           <w:bCs/>
+        </w:rPr>
+        <w:t xml:space="preserve"> </w:t>
+      </w:r>
+      <w:r>
+        <w:rPr>
           <w:b/>
-        </w:rPr>
-        <w:t xml:space="preserve"> </w:t>
-      </w:r>
-      <w:r>
-        <w:rPr>
           <w:bCs/>
-          <w:b/>
         </w:rPr>
         <w:t xml:space="preserve">selection</w:t>
       </w:r>
@@ -909,8 +903,8 @@
       </w:r>
       <w:r>
         <w:rPr>
-          <w:iCs/>
-          <w:i/>
+          <w:i/>
+          <w:iCs/>
         </w:rPr>
         <w:t xml:space="preserve">Now in:</w:t>
       </w:r>
@@ -925,8 +919,8 @@
       </w:r>
       <w:r>
         <w:rPr>
-          <w:iCs/>
-          <w:i/>
+          <w:i/>
+          <w:iCs/>
         </w:rPr>
         <w:t xml:space="preserve">A reviewer asks this when:</w:t>
       </w:r>
@@ -991,8 +985,8 @@
       </w:pPr>
       <w:r>
         <w:rPr>
-          <w:iCs/>
-          <w:i/>
+          <w:i/>
+          <w:iCs/>
         </w:rPr>
         <w:t xml:space="preserve">Was in:</w:t>
       </w:r>
@@ -1007,8 +1001,8 @@
       </w:r>
       <w:r>
         <w:rPr>
-          <w:iCs/>
-          <w:i/>
+          <w:i/>
+          <w:iCs/>
         </w:rPr>
         <w:t xml:space="preserve">Predictors and patient representations</w:t>
       </w:r>
@@ -1023,22 +1017,22 @@
       </w:r>
       <w:r>
         <w:rPr>
+          <w:b/>
           <w:bCs/>
+        </w:rPr>
+        <w:t xml:space="preserve">Predictor</w:t>
+      </w:r>
+      <w:r>
+        <w:rPr>
           <w:b/>
-        </w:rPr>
-        <w:t xml:space="preserve">Predictor</w:t>
-      </w:r>
-      <w:r>
-        <w:rPr>
           <w:bCs/>
+        </w:rPr>
+        <w:t xml:space="preserve"> </w:t>
+      </w:r>
+      <w:r>
+        <w:rPr>
           <w:b/>
-        </w:rPr>
-        <w:t xml:space="preserve"> </w:t>
-      </w:r>
-      <w:r>
-        <w:rPr>
           <w:bCs/>
-          <w:b/>
         </w:rPr>
         <w:t xml:space="preserve">selection</w:t>
       </w:r>
@@ -1050,8 +1044,8 @@
       </w:r>
       <w:r>
         <w:rPr>
-          <w:iCs/>
-          <w:i/>
+          <w:i/>
+          <w:iCs/>
         </w:rPr>
         <w:t xml:space="preserve">Now in:</w:t>
       </w:r>
@@ -1066,8 +1060,8 @@
       </w:r>
       <w:r>
         <w:rPr>
-          <w:iCs/>
-          <w:i/>
+          <w:i/>
+          <w:iCs/>
         </w:rPr>
         <w:t xml:space="preserve">A reviewer asks this when:</w:t>
       </w:r>
@@ -1120,8 +1114,8 @@
       </w:pPr>
       <w:r>
         <w:rPr>
-          <w:iCs/>
-          <w:i/>
+          <w:i/>
+          <w:iCs/>
         </w:rPr>
         <w:t xml:space="preserve">Was in:</w:t>
       </w:r>
@@ -1136,8 +1130,8 @@
       </w:r>
       <w:r>
         <w:rPr>
-          <w:iCs/>
-          <w:i/>
+          <w:i/>
+          <w:iCs/>
         </w:rPr>
         <w:t xml:space="preserve">Semantic-feature ablation</w:t>
       </w:r>
@@ -1149,8 +1143,8 @@
       </w:r>
       <w:r>
         <w:rPr>
-          <w:iCs/>
-          <w:i/>
+          <w:i/>
+          <w:iCs/>
         </w:rPr>
         <w:t xml:space="preserve">Now in:</w:t>
       </w:r>
@@ -1165,8 +1159,8 @@
       </w:r>
       <w:r>
         <w:rPr>
-          <w:iCs/>
-          <w:i/>
+          <w:i/>
+          <w:iCs/>
         </w:rPr>
         <w:t xml:space="preserve">A reviewer asks this when:</w:t>
       </w:r>
@@ -1195,8 +1189,8 @@
       </w:r>
       <w:r>
         <w:rPr>
-          <w:iCs/>
-          <w:i/>
+          <w:i/>
+          <w:iCs/>
         </w:rPr>
         <w:t xml:space="preserve">frozen</w:t>
       </w:r>
@@ -1216,18 +1210,15 @@
         <w:t xml:space="preserve"> </w:t>
       </w:r>
       <w:r>
-        <w:t xml:space="preserve">“</w:t>
-      </w:r>
-      <w:r>
-        <w:t xml:space="preserve">does the embedder’s encoding of concept</w:t>
-      </w:r>
-      <w:r>
-        <w:t xml:space="preserve"> </w:t>
-      </w:r>
-      <w:r>
-        <w:rPr>
-          <w:iCs/>
-          <w:i/>
+        <w:t xml:space="preserve">“does the embedder’s encoding of concept</w:t>
+      </w:r>
+      <w:r>
+        <w:t xml:space="preserve"> </w:t>
+      </w:r>
+      <w:r>
+        <w:rPr>
+          <w:i/>
+          <w:iCs/>
         </w:rPr>
         <w:t xml:space="preserve">X</w:t>
       </w:r>
@@ -1241,10 +1232,7 @@
         <w:t xml:space="preserve"> </w:t>
       </w:r>
       <w:r>
-        <w:t xml:space="preserve">predictions?</w:t>
-      </w:r>
-      <w:r>
-        <w:t xml:space="preserve">”</w:t>
+        <w:t xml:space="preserve">predictions?”</w:t>
       </w:r>
       <w:r>
         <w:t xml:space="preserve"> </w:t>
@@ -1256,19 +1244,13 @@
         <w:t xml:space="preserve"> </w:t>
       </w:r>
       <w:r>
-        <w:t xml:space="preserve">“</w:t>
-      </w:r>
-      <w:r>
-        <w:t xml:space="preserve">could a retrained model find a substitute signal and</w:t>
-      </w:r>
-      <w:r>
-        <w:t xml:space="preserve"> </w:t>
-      </w:r>
-      <w:r>
-        <w:t xml:space="preserve">route around the ablation?</w:t>
-      </w:r>
-      <w:r>
-        <w:t xml:space="preserve">”</w:t>
+        <w:t xml:space="preserve">“could a retrained model find a substitute signal and</w:t>
+      </w:r>
+      <w:r>
+        <w:t xml:space="preserve"> </w:t>
+      </w:r>
+      <w:r>
+        <w:t xml:space="preserve">route around the ablation?”</w:t>
       </w:r>
       <w:r>
         <w:t xml:space="preserve"> </w:t>
@@ -1299,8 +1281,8 @@
       </w:pPr>
       <w:r>
         <w:rPr>
-          <w:iCs/>
-          <w:i/>
+          <w:i/>
+          <w:iCs/>
         </w:rPr>
         <w:t xml:space="preserve">Was in:</w:t>
       </w:r>
@@ -1315,8 +1297,8 @@
       </w:r>
       <w:r>
         <w:rPr>
-          <w:iCs/>
-          <w:i/>
+          <w:i/>
+          <w:iCs/>
         </w:rPr>
         <w:t xml:space="preserve">Model development</w:t>
       </w:r>
@@ -1331,22 +1313,22 @@
       </w:r>
       <w:r>
         <w:rPr>
+          <w:b/>
           <w:bCs/>
+        </w:rPr>
+        <w:t xml:space="preserve">Neighbor-weighted retrieval</w:t>
+      </w:r>
+      <w:r>
+        <w:rPr>
           <w:b/>
-        </w:rPr>
-        <w:t xml:space="preserve">Neighbor-weighted retrieval</w:t>
-      </w:r>
-      <w:r>
-        <w:rPr>
           <w:bCs/>
+        </w:rPr>
+        <w:t xml:space="preserve"> </w:t>
+      </w:r>
+      <w:r>
+        <w:rPr>
           <w:b/>
-        </w:rPr>
-        <w:t xml:space="preserve"> </w:t>
-      </w:r>
-      <w:r>
-        <w:rPr>
           <w:bCs/>
-          <w:b/>
         </w:rPr>
         <w:t xml:space="preserve">prediction</w:t>
       </w:r>
@@ -1358,8 +1340,8 @@
       </w:r>
       <w:r>
         <w:rPr>
-          <w:iCs/>
-          <w:i/>
+          <w:i/>
+          <w:iCs/>
         </w:rPr>
         <w:t xml:space="preserve">Now in:</w:t>
       </w:r>
@@ -1374,8 +1356,8 @@
       </w:r>
       <w:r>
         <w:rPr>
-          <w:iCs/>
-          <w:i/>
+          <w:i/>
+          <w:iCs/>
         </w:rPr>
         <w:t xml:space="preserve">A reviewer asks this when:</w:t>
       </w:r>
@@ -1389,13 +1371,7 @@
         <w:t xml:space="preserve"> </w:t>
       </w:r>
       <w:r>
-        <w:t xml:space="preserve">“</w:t>
-      </w:r>
-      <w:r>
-        <w:t xml:space="preserve">subsampled</w:t>
-      </w:r>
-      <w:r>
-        <w:t xml:space="preserve">”</w:t>
+        <w:t xml:space="preserve">“subsampled”</w:t>
       </w:r>
       <w:r>
         <w:t xml:space="preserve"> </w:t>
@@ -1422,8 +1398,8 @@
       </w:r>
       <w:r>
         <w:rPr>
-          <w:iCs/>
-          <w:i/>
+          <w:i/>
+          <w:iCs/>
         </w:rPr>
         <w:t xml:space="preserve">motivation</w:t>
       </w:r>
@@ -1443,13 +1419,7 @@
         <w:t xml:space="preserve"> </w:t>
       </w:r>
       <w:r>
-        <w:t xml:space="preserve">“</w:t>
-      </w:r>
-      <w:r>
-        <w:t xml:space="preserve">hub</w:t>
-      </w:r>
-      <w:r>
-        <w:t xml:space="preserve">”</w:t>
+        <w:t xml:space="preserve">“hub”</w:t>
       </w:r>
       <w:r>
         <w:t xml:space="preserve"> </w:t>
@@ -1552,7 +1522,8 @@
     <w:tbl>
       <w:tblPr>
         <w:tblStyle w:val="Table"/>
-        <w:tblW w:type="pct" w:w="5000.0"/>
+        <w:tblW w:type="pct" w:w="5000"/>
+        <w:tblLayout w:type="fixed"/>
         <w:tblLook w:firstRow="1" w:lastRow="0" w:firstColumn="0" w:lastColumn="0" w:noHBand="0" w:noVBand="0" w:val="0020"/>
       </w:tblPr>
       <w:tblGrid>
@@ -1561,11 +1532,14 @@
         <w:gridCol w:w="2640"/>
       </w:tblGrid>
       <w:tr>
+        <w:trPr>
+          <w:tblHeader w:val="on"/>
+        </w:trPr>
         <w:tc>
+          <w:tcPr/>
           <w:p>
             <w:pPr>
               <w:pStyle w:val="Compact"/>
-              <w:jc w:val="left"/>
             </w:pPr>
             <w:r>
               <w:t xml:space="preserve">Item</w:t>
@@ -1573,10 +1547,10 @@
           </w:p>
         </w:tc>
         <w:tc>
+          <w:tcPr/>
           <w:p>
             <w:pPr>
               <w:pStyle w:val="Compact"/>
-              <w:jc w:val="left"/>
             </w:pPr>
             <w:r>
               <w:t xml:space="preserve">Was</w:t>
@@ -1584,10 +1558,10 @@
           </w:p>
         </w:tc>
         <w:tc>
+          <w:tcPr/>
           <w:p>
             <w:pPr>
               <w:pStyle w:val="Compact"/>
-              <w:jc w:val="left"/>
             </w:pPr>
             <w:r>
               <w:t xml:space="preserve">Is</w:t>
@@ -1597,10 +1571,10 @@
       </w:tr>
       <w:tr>
         <w:tc>
+          <w:tcPr/>
           <w:p>
             <w:pPr>
               <w:pStyle w:val="Compact"/>
-              <w:jc w:val="left"/>
             </w:pPr>
             <w:r>
               <w:t xml:space="preserve">5a (data sources, representativeness)</w:t>
@@ -1608,10 +1582,10 @@
           </w:p>
         </w:tc>
         <w:tc>
+          <w:tcPr/>
           <w:p>
             <w:pPr>
               <w:pStyle w:val="Compact"/>
-              <w:jc w:val="left"/>
             </w:pPr>
             <w:r>
               <w:t xml:space="preserve">Methods,</w:t>
@@ -1621,8 +1595,8 @@
             </w:r>
             <w:r>
               <w:rPr>
+                <w:i/>
                 <w:iCs/>
-                <w:i/>
               </w:rPr>
               <w:t xml:space="preserve">Source of data and study design</w:t>
             </w:r>
@@ -1634,18 +1608,18 @@
             </w:r>
             <w:r>
               <w:rPr>
+                <w:i/>
                 <w:iCs/>
-                <w:i/>
               </w:rPr>
               <w:t xml:space="preserve">Setting</w:t>
             </w:r>
           </w:p>
         </w:tc>
         <w:tc>
+          <w:tcPr/>
           <w:p>
             <w:pPr>
               <w:pStyle w:val="Compact"/>
-              <w:jc w:val="left"/>
             </w:pPr>
             <w:r>
               <w:t xml:space="preserve">Methods,</w:t>
@@ -1655,8 +1629,8 @@
             </w:r>
             <w:r>
               <w:rPr>
+                <w:i/>
                 <w:iCs/>
-                <w:i/>
               </w:rPr>
               <w:t xml:space="preserve">Study design and data source</w:t>
             </w:r>
@@ -1668,10 +1642,10 @@
       </w:tr>
       <w:tr>
         <w:tc>
+          <w:tcPr/>
           <w:p>
             <w:pPr>
               <w:pStyle w:val="Compact"/>
-              <w:jc w:val="left"/>
             </w:pPr>
             <w:r>
               <w:t xml:space="preserve">6b (eligibility)</w:t>
@@ -1679,10 +1653,10 @@
           </w:p>
         </w:tc>
         <w:tc>
+          <w:tcPr/>
           <w:p>
             <w:pPr>
               <w:pStyle w:val="Compact"/>
-              <w:jc w:val="left"/>
             </w:pPr>
             <w:r>
               <w:t xml:space="preserve">Methods + Results, Table 1</w:t>
@@ -1690,10 +1664,10 @@
           </w:p>
         </w:tc>
         <w:tc>
+          <w:tcPr/>
           <w:p>
             <w:pPr>
               <w:pStyle w:val="Compact"/>
-              <w:jc w:val="left"/>
             </w:pPr>
             <w:r>
               <w:t xml:space="preserve">Methods; Supplement M2, Table M1</w:t>
@@ -1703,10 +1677,10 @@
       </w:tr>
       <w:tr>
         <w:tc>
+          <w:tcPr/>
           <w:p>
             <w:pPr>
               <w:pStyle w:val="Compact"/>
-              <w:jc w:val="left"/>
             </w:pPr>
             <w:r>
               <w:t xml:space="preserve">9a (predictor pre-selection)</w:t>
@@ -1714,10 +1688,10 @@
           </w:p>
         </w:tc>
         <w:tc>
+          <w:tcPr/>
           <w:p>
             <w:pPr>
               <w:pStyle w:val="Compact"/>
-              <w:jc w:val="left"/>
             </w:pPr>
             <w:r>
               <w:t xml:space="preserve">Methods,</w:t>
@@ -1727,18 +1701,18 @@
             </w:r>
             <w:r>
               <w:rPr>
+                <w:b/>
                 <w:bCs/>
-                <w:b/>
               </w:rPr>
               <w:t xml:space="preserve">Predictor selection</w:t>
             </w:r>
           </w:p>
         </w:tc>
         <w:tc>
+          <w:tcPr/>
           <w:p>
             <w:pPr>
               <w:pStyle w:val="Compact"/>
-              <w:jc w:val="left"/>
             </w:pPr>
             <w:r>
               <w:t xml:space="preserve">Methods; Supplement M4</w:t>
@@ -1748,10 +1722,10 @@
       </w:tr>
       <w:tr>
         <w:tc>
+          <w:tcPr/>
           <w:p>
             <w:pPr>
               <w:pStyle w:val="Compact"/>
-              <w:jc w:val="left"/>
             </w:pPr>
             <w:r>
               <w:t xml:space="preserve">10 (study size, EPV)</w:t>
@@ -1759,10 +1733,10 @@
           </w:p>
         </w:tc>
         <w:tc>
+          <w:tcPr/>
           <w:p>
             <w:pPr>
               <w:pStyle w:val="Compact"/>
-              <w:jc w:val="left"/>
             </w:pPr>
             <w:r>
               <w:t xml:space="preserve">Methods,</w:t>
@@ -1772,18 +1746,18 @@
             </w:r>
             <w:r>
               <w:rPr>
+                <w:i/>
                 <w:iCs/>
-                <w:i/>
               </w:rPr>
               <w:t xml:space="preserve">Sample size and events per variable</w:t>
             </w:r>
           </w:p>
         </w:tc>
         <w:tc>
+          <w:tcPr/>
           <w:p>
             <w:pPr>
               <w:pStyle w:val="Compact"/>
-              <w:jc w:val="left"/>
             </w:pPr>
             <w:r>
               <w:t xml:space="preserve">Supplement M7; Table 6 caption</w:t>
@@ -1793,10 +1767,10 @@
       </w:tr>
       <w:tr>
         <w:tc>
+          <w:tcPr/>
           <w:p>
             <w:pPr>
               <w:pStyle w:val="Compact"/>
-              <w:jc w:val="left"/>
             </w:pPr>
             <w:r>
               <w:t xml:space="preserve">11 (missing data)</w:t>
@@ -1804,10 +1778,10 @@
           </w:p>
         </w:tc>
         <w:tc>
+          <w:tcPr/>
           <w:p>
             <w:pPr>
               <w:pStyle w:val="Compact"/>
-              <w:jc w:val="left"/>
             </w:pPr>
             <w:r>
               <w:t xml:space="preserve">Methods,</w:t>
@@ -1817,18 +1791,18 @@
             </w:r>
             <w:r>
               <w:rPr>
+                <w:i/>
                 <w:iCs/>
-                <w:i/>
               </w:rPr>
               <w:t xml:space="preserve">Missing data</w:t>
             </w:r>
           </w:p>
         </w:tc>
         <w:tc>
+          <w:tcPr/>
           <w:p>
             <w:pPr>
               <w:pStyle w:val="Compact"/>
-              <w:jc w:val="left"/>
             </w:pPr>
             <w:r>
               <w:t xml:space="preserve">Methods; Supplement M6</w:t>
@@ -1838,10 +1812,10 @@
       </w:tr>
       <w:tr>
         <w:tc>
+          <w:tcPr/>
           <w:p>
             <w:pPr>
               <w:pStyle w:val="Compact"/>
-              <w:jc w:val="left"/>
             </w:pPr>
             <w:r>
               <w:t xml:space="preserve">12a (partition)</w:t>
@@ -1849,10 +1823,10 @@
           </w:p>
         </w:tc>
         <w:tc>
+          <w:tcPr/>
           <w:p>
             <w:pPr>
               <w:pStyle w:val="Compact"/>
-              <w:jc w:val="left"/>
             </w:pPr>
             <w:r>
               <w:t xml:space="preserve">Methods,</w:t>
@@ -1862,18 +1836,18 @@
             </w:r>
             <w:r>
               <w:rPr>
+                <w:i/>
                 <w:iCs/>
-                <w:i/>
               </w:rPr>
               <w:t xml:space="preserve">Train/test split</w:t>
             </w:r>
           </w:p>
         </w:tc>
         <w:tc>
+          <w:tcPr/>
           <w:p>
             <w:pPr>
               <w:pStyle w:val="Compact"/>
-              <w:jc w:val="left"/>
             </w:pPr>
             <w:r>
               <w:t xml:space="preserve">Methods; Supplement M8</w:t>
@@ -1957,8 +1931,8 @@
       </w:r>
       <w:r>
         <w:rPr>
-          <w:iCs/>
-          <w:i/>
+          <w:i/>
+          <w:iCs/>
         </w:rPr>
         <w:t xml:space="preserve">removed</w:t>
       </w:r>
@@ -2182,14 +2156,14 @@
     </w:lvl>
   </w:abstractNum>
   <w:abstractNum w:abstractNumId="990">
-    <w:nsid w:val="2c1ae401"/>
+    <w:nsid w:val="0000A990"/>
     <w:multiLevelType w:val="multilevel"/>
     <w:lvl w:ilvl="0">
       <w:numFmt w:val="bullet"/>
       <w:lvlText w:val=" "/>
       <w:lvlJc w:val="left"/>
       <w:pPr>
-        <w:ind w:left="720" w:hanging="480"/>
+        <w:ind w:left="720" w:hanging="360"/>
       </w:pPr>
     </w:lvl>
     <w:lvl w:ilvl="1">
@@ -2197,7 +2171,7 @@
       <w:lvlText w:val=" "/>
       <w:lvlJc w:val="left"/>
       <w:pPr>
-        <w:ind w:left="1440" w:hanging="480"/>
+        <w:ind w:left="1440" w:hanging="360"/>
       </w:pPr>
     </w:lvl>
     <w:lvl w:ilvl="2">
@@ -2205,7 +2179,7 @@
       <w:lvlText w:val=" "/>
       <w:lvlJc w:val="left"/>
       <w:pPr>
-        <w:ind w:left="2160" w:hanging="480"/>
+        <w:ind w:left="2160" w:hanging="360"/>
       </w:pPr>
     </w:lvl>
     <w:lvl w:ilvl="3">
@@ -2213,7 +2187,7 @@
       <w:lvlText w:val=" "/>
       <w:lvlJc w:val="left"/>
       <w:pPr>
-        <w:ind w:left="2880" w:hanging="480"/>
+        <w:ind w:left="2880" w:hanging="360"/>
       </w:pPr>
     </w:lvl>
     <w:lvl w:ilvl="4">
@@ -2221,7 +2195,7 @@
       <w:lvlText w:val=" "/>
       <w:lvlJc w:val="left"/>
       <w:pPr>
-        <w:ind w:left="3600" w:hanging="480"/>
+        <w:ind w:left="3600" w:hanging="360"/>
       </w:pPr>
     </w:lvl>
     <w:lvl w:ilvl="5">
@@ -2229,7 +2203,7 @@
       <w:lvlText w:val=" "/>
       <w:lvlJc w:val="left"/>
       <w:pPr>
-        <w:ind w:left="4320" w:hanging="480"/>
+        <w:ind w:left="4320" w:hanging="360"/>
       </w:pPr>
     </w:lvl>
     <w:lvl w:ilvl="6">
@@ -2237,7 +2211,7 @@
       <w:lvlText w:val=" "/>
       <w:lvlJc w:val="left"/>
       <w:pPr>
-        <w:ind w:left="5040" w:hanging="480"/>
+        <w:ind w:left="5040" w:hanging="360"/>
       </w:pPr>
     </w:lvl>
     <w:lvl w:ilvl="7">
@@ -2245,7 +2219,7 @@
       <w:lvlText w:val=" "/>
       <w:lvlJc w:val="left"/>
       <w:pPr>
-        <w:ind w:left="5760" w:hanging="480"/>
+        <w:ind w:left="5760" w:hanging="360"/>
       </w:pPr>
     </w:lvl>
     <w:lvl w:ilvl="8">
@@ -2253,7 +2227,7 @@
       <w:lvlText w:val=" "/>
       <w:lvlJc w:val="left"/>
       <w:pPr>
-        <w:ind w:left="6480" w:hanging="480"/>
+        <w:ind w:left="6480" w:hanging="360"/>
       </w:pPr>
     </w:lvl>
   </w:abstractNum>
@@ -3004,8 +2978,8 @@
     <w:name w:val="KeywordTok"/>
     <w:basedOn w:val="VerbatimChar"/>
     <w:rPr>
+      <w:b/>
       <w:color w:val="007020"/>
-      <w:b/>
     </w:rPr>
   </w:style>
   <w:style w:type="character" w:customStyle="1" w:styleId="DataTypeTok">
@@ -3081,40 +3055,43 @@
   <w:style w:type="character" w:customStyle="1" w:styleId="ImportTok">
     <w:name w:val="ImportTok"/>
     <w:basedOn w:val="VerbatimChar"/>
-    <w:rPr/>
+    <w:rPr>
+      <w:b/>
+      <w:color w:val="008000"/>
+    </w:rPr>
   </w:style>
   <w:style w:type="character" w:customStyle="1" w:styleId="CommentTok">
     <w:name w:val="CommentTok"/>
     <w:basedOn w:val="VerbatimChar"/>
     <w:rPr>
+      <w:i/>
       <w:color w:val="60a0b0"/>
-      <w:i/>
     </w:rPr>
   </w:style>
   <w:style w:type="character" w:customStyle="1" w:styleId="DocumentationTok">
     <w:name w:val="DocumentationTok"/>
     <w:basedOn w:val="VerbatimChar"/>
     <w:rPr>
+      <w:i/>
       <w:color w:val="ba2121"/>
-      <w:i/>
     </w:rPr>
   </w:style>
   <w:style w:type="character" w:customStyle="1" w:styleId="AnnotationTok">
     <w:name w:val="AnnotationTok"/>
     <w:basedOn w:val="VerbatimChar"/>
     <w:rPr>
-      <w:color w:val="60a0b0"/>
       <w:b/>
       <w:i/>
+      <w:color w:val="60a0b0"/>
     </w:rPr>
   </w:style>
   <w:style w:type="character" w:customStyle="1" w:styleId="CommentVarTok">
     <w:name w:val="CommentVarTok"/>
     <w:basedOn w:val="VerbatimChar"/>
     <w:rPr>
-      <w:color w:val="60a0b0"/>
       <w:b/>
       <w:i/>
+      <w:color w:val="60a0b0"/>
     </w:rPr>
   </w:style>
   <w:style w:type="character" w:customStyle="1" w:styleId="OtherTok">
@@ -3142,8 +3119,8 @@
     <w:name w:val="ControlFlowTok"/>
     <w:basedOn w:val="VerbatimChar"/>
     <w:rPr>
+      <w:b/>
       <w:color w:val="007020"/>
-      <w:b/>
     </w:rPr>
   </w:style>
   <w:style w:type="character" w:customStyle="1" w:styleId="OperatorTok">
@@ -3156,7 +3133,9 @@
   <w:style w:type="character" w:customStyle="1" w:styleId="BuiltInTok">
     <w:name w:val="BuiltInTok"/>
     <w:basedOn w:val="VerbatimChar"/>
-    <w:rPr/>
+    <w:rPr>
+      <w:color w:val="008000"/>
+    </w:rPr>
   </w:style>
   <w:style w:type="character" w:customStyle="1" w:styleId="ExtensionTok">
     <w:name w:val="ExtensionTok"/>
@@ -3186,34 +3165,34 @@
     <w:name w:val="InformationTok"/>
     <w:basedOn w:val="VerbatimChar"/>
     <w:rPr>
-      <w:color w:val="60a0b0"/>
       <w:b/>
       <w:i/>
+      <w:color w:val="60a0b0"/>
     </w:rPr>
   </w:style>
   <w:style w:type="character" w:customStyle="1" w:styleId="WarningTok">
     <w:name w:val="WarningTok"/>
     <w:basedOn w:val="VerbatimChar"/>
     <w:rPr>
-      <w:color w:val="60a0b0"/>
       <w:b/>
       <w:i/>
+      <w:color w:val="60a0b0"/>
     </w:rPr>
   </w:style>
   <w:style w:type="character" w:customStyle="1" w:styleId="AlertTok">
     <w:name w:val="AlertTok"/>
     <w:basedOn w:val="VerbatimChar"/>
     <w:rPr>
+      <w:b/>
       <w:color w:val="ff0000"/>
-      <w:b/>
     </w:rPr>
   </w:style>
   <w:style w:type="character" w:customStyle="1" w:styleId="ErrorTok">
     <w:name w:val="ErrorTok"/>
     <w:basedOn w:val="VerbatimChar"/>
     <w:rPr>
+      <w:b/>
       <w:color w:val="ff0000"/>
-      <w:b/>
     </w:rPr>
   </w:style>
   <w:style w:type="character" w:customStyle="1" w:styleId="NormalTok">
